--- a/Магомедов.docx
+++ b/Магомедов.docx
@@ -90,7 +90,7 @@
         <w:tc>
           <w:p>
             <w:r>
-              <w:t>274,3333333333333</w:t>
+              <w:t>274,491</w:t>
             </w:r>
           </w:p>
         </w:tc>
@@ -104,7 +104,7 @@
         <w:tc>
           <w:p>
             <w:r>
-              <w:t>2785,641</w:t>
+              <w:t>2785,64</w:t>
             </w:r>
           </w:p>
         </w:tc>
@@ -148,7 +148,7 @@
         <w:tc>
           <w:p>
             <w:r>
-              <w:t>274,3333333333333</w:t>
+              <w:t>274,491</w:t>
             </w:r>
           </w:p>
         </w:tc>
@@ -162,7 +162,7 @@
         <w:tc>
           <w:p>
             <w:r>
-              <w:t>2785,641</w:t>
+              <w:t>2785,64</w:t>
             </w:r>
           </w:p>
         </w:tc>
@@ -206,7 +206,7 @@
         <w:tc>
           <w:p>
             <w:r>
-              <w:t>157,66666666666666</w:t>
+              <w:t>157,511</w:t>
             </w:r>
           </w:p>
         </w:tc>
@@ -220,7 +220,7 @@
         <w:tc>
           <w:p>
             <w:r>
-              <w:t>2378,863</w:t>
+              <w:t>2378,862</w:t>
             </w:r>
           </w:p>
         </w:tc>
@@ -264,7 +264,7 @@
         <w:tc>
           <w:p>
             <w:r>
-              <w:t>157,66666666666666</w:t>
+              <w:t>157,511</w:t>
             </w:r>
           </w:p>
         </w:tc>
@@ -278,7 +278,7 @@
         <w:tc>
           <w:p>
             <w:r>
-              <w:t>2427,676</w:t>
+              <w:t>2427,675</w:t>
             </w:r>
           </w:p>
         </w:tc>
@@ -292,7 +292,7 @@
         <w:tc>
           <w:p>
             <w:r>
-              <w:t>0,844</w:t>
+              <w:t>0,843</w:t>
             </w:r>
           </w:p>
         </w:tc>
@@ -322,7 +322,7 @@
         <w:tc>
           <w:p>
             <w:r>
-              <w:t>157,66666666666666</w:t>
+              <w:t>157,511</w:t>
             </w:r>
           </w:p>
         </w:tc>
@@ -343,7 +343,7 @@
         <w:tc>
           <w:p>
             <w:r>
-              <w:t>6,674</w:t>
+              <w:t>6,673</w:t>
             </w:r>
           </w:p>
         </w:tc>
@@ -380,28 +380,28 @@
         <w:tc>
           <w:p>
             <w:r>
-              <w:t>254,33333333333334</w:t>
-            </w:r>
-          </w:p>
-        </w:tc>
-        <w:tc>
-          <w:p>
-            <w:r>
-              <w:t>0,412</w:t>
-            </w:r>
-          </w:p>
-        </w:tc>
-        <w:tc>
-          <w:p>
-            <w:r>
-              <w:t>2967,768</w:t>
-            </w:r>
-          </w:p>
-        </w:tc>
-        <w:tc>
-          <w:p>
-            <w:r>
-              <w:t>7,218</w:t>
+              <w:t>254,49</w:t>
+            </w:r>
+          </w:p>
+        </w:tc>
+        <w:tc>
+          <w:p>
+            <w:r>
+              <w:t>0,411</w:t>
+            </w:r>
+          </w:p>
+        </w:tc>
+        <w:tc>
+          <w:p>
+            <w:r>
+              <w:t>2967,765</w:t>
+            </w:r>
+          </w:p>
+        </w:tc>
+        <w:tc>
+          <w:p>
+            <w:r>
+              <w:t>7,217</w:t>
             </w:r>
           </w:p>
         </w:tc>
@@ -438,35 +438,35 @@
         <w:tc>
           <w:p>
             <w:r>
-              <w:t>29,0</w:t>
-            </w:r>
-          </w:p>
-        </w:tc>
-        <w:tc>
-          <w:p>
-            <w:r>
-              <w:t>29,367</w:t>
-            </w:r>
-          </w:p>
-        </w:tc>
-        <w:tc>
-          <w:p>
-            <w:r>
-              <w:t>2174,413</w:t>
-            </w:r>
-          </w:p>
-        </w:tc>
-        <w:tc>
-          <w:p>
-            <w:r>
-              <w:t>7,218</w:t>
-            </w:r>
-          </w:p>
-        </w:tc>
-        <w:tc>
-          <w:p>
-            <w:r>
-              <w:t>0,844</w:t>
+              <w:t>28,961</w:t>
+            </w:r>
+          </w:p>
+        </w:tc>
+        <w:tc>
+          <w:p>
+            <w:r>
+              <w:t>29,362</w:t>
+            </w:r>
+          </w:p>
+        </w:tc>
+        <w:tc>
+          <w:p>
+            <w:r>
+              <w:t>2174,11</w:t>
+            </w:r>
+          </w:p>
+        </w:tc>
+        <w:tc>
+          <w:p>
+            <w:r>
+              <w:t>7,217</w:t>
+            </w:r>
+          </w:p>
+        </w:tc>
+        <w:tc>
+          <w:p>
+            <w:r>
+              <w:t>0,843</w:t>
             </w:r>
           </w:p>
         </w:tc>
@@ -496,35 +496,35 @@
         <w:tc>
           <w:p>
             <w:r>
-              <w:t>29,0</w:t>
-            </w:r>
-          </w:p>
-        </w:tc>
-        <w:tc>
-          <w:p>
-            <w:r>
-              <w:t>31,069</w:t>
-            </w:r>
-          </w:p>
-        </w:tc>
-        <w:tc>
-          <w:p>
-            <w:r>
-              <w:t>2293,416</w:t>
-            </w:r>
-          </w:p>
-        </w:tc>
-        <w:tc>
-          <w:p>
-            <w:r>
-              <w:t>7,612</w:t>
-            </w:r>
-          </w:p>
-        </w:tc>
-        <w:tc>
-          <w:p>
-            <w:r>
-              <w:t>0,893</w:t>
+              <w:t>28,961</w:t>
+            </w:r>
+          </w:p>
+        </w:tc>
+        <w:tc>
+          <w:p>
+            <w:r>
+              <w:t>31,065</w:t>
+            </w:r>
+          </w:p>
+        </w:tc>
+        <w:tc>
+          <w:p>
+            <w:r>
+              <w:t>2293,158</w:t>
+            </w:r>
+          </w:p>
+        </w:tc>
+        <w:tc>
+          <w:p>
+            <w:r>
+              <w:t>7,611</w:t>
+            </w:r>
+          </w:p>
+        </w:tc>
+        <w:tc>
+          <w:p>
+            <w:r>
+              <w:t>0,892</w:t>
             </w:r>
           </w:p>
         </w:tc>
@@ -554,7 +554,7 @@
         <w:tc>
           <w:p>
             <w:r>
-              <w:t>29,0</w:t>
+              <w:t>28,961</w:t>
             </w:r>
           </w:p>
         </w:tc>
@@ -568,7 +568,7 @@
         <w:tc>
           <w:p>
             <w:r>
-              <w:t>121,404</w:t>
+              <w:t>121,403</w:t>
             </w:r>
           </w:p>
         </w:tc>
@@ -589,7 +589,7 @@
         <w:tc>
           <w:p>
             <w:r>
-              <w:t>0,83</w:t>
+              <w:t>0,829</w:t>
             </w:r>
           </w:p>
         </w:tc>
@@ -612,7 +612,7 @@
         <w:tc>
           <w:p>
             <w:r>
-              <w:t>29,0</w:t>
+              <w:t>28,959</w:t>
             </w:r>
           </w:p>
         </w:tc>
@@ -670,7 +670,7 @@
         <w:tc>
           <w:p>
             <w:r>
-              <w:t>29,0</w:t>
+              <w:t>29,081</w:t>
             </w:r>
           </w:p>
         </w:tc>
@@ -691,21 +691,21 @@
         <w:tc>
           <w:p>
             <w:r>
-              <w:t>0,424</w:t>
-            </w:r>
-          </w:p>
-        </w:tc>
-        <w:tc>
-          <w:p>
-            <w:r>
-              <w:t>-</w:t>
-            </w:r>
-          </w:p>
-        </w:tc>
-        <w:tc>
-          <w:p>
-            <w:r>
-              <w:t>0,83</w:t>
+              <w:t>0,423</w:t>
+            </w:r>
+          </w:p>
+        </w:tc>
+        <w:tc>
+          <w:p>
+            <w:r>
+              <w:t>-</w:t>
+            </w:r>
+          </w:p>
+        </w:tc>
+        <w:tc>
+          <w:p>
+            <w:r>
+              <w:t>0,829</w:t>
             </w:r>
           </w:p>
         </w:tc>
@@ -728,7 +728,7 @@
         <w:tc>
           <w:p>
             <w:r>
-              <w:t>81,0</w:t>
+              <w:t>81,054</w:t>
             </w:r>
           </w:p>
         </w:tc>
@@ -749,21 +749,21 @@
         <w:tc>
           <w:p>
             <w:r>
-              <w:t>1,087</w:t>
-            </w:r>
-          </w:p>
-        </w:tc>
-        <w:tc>
-          <w:p>
-            <w:r>
-              <w:t>-</w:t>
-            </w:r>
-          </w:p>
-        </w:tc>
-        <w:tc>
-          <w:p>
-            <w:r>
-              <w:t>0,83</w:t>
+              <w:t>1,086</w:t>
+            </w:r>
+          </w:p>
+        </w:tc>
+        <w:tc>
+          <w:p>
+            <w:r>
+              <w:t>-</w:t>
+            </w:r>
+          </w:p>
+        </w:tc>
+        <w:tc>
+          <w:p>
+            <w:r>
+              <w:t>0,829</w:t>
             </w:r>
           </w:p>
         </w:tc>
@@ -786,7 +786,7 @@
         <w:tc>
           <w:p>
             <w:r>
-              <w:t>133,0</w:t>
+              <w:t>133,027</w:t>
             </w:r>
           </w:p>
         </w:tc>
@@ -800,7 +800,7 @@
         <w:tc>
           <w:p>
             <w:r>
-              <w:t>560,129</w:t>
+              <w:t>560,128</w:t>
             </w:r>
           </w:p>
         </w:tc>
@@ -844,7 +844,7 @@
         <w:tc>
           <w:p>
             <w:r>
-              <w:t>133,33333333333334</w:t>
+              <w:t>133,411</w:t>
             </w:r>
           </w:p>
         </w:tc>
@@ -858,7 +858,7 @@
         <w:tc>
           <w:p>
             <w:r>
-              <w:t>564,718</w:t>
+              <w:t>564,717</w:t>
             </w:r>
           </w:p>
         </w:tc>
@@ -902,7 +902,7 @@
         <w:tc>
           <w:p>
             <w:r>
-              <w:t>133,66666666666666</w:t>
+              <w:t>133,801</w:t>
             </w:r>
           </w:p>
         </w:tc>
@@ -916,7 +916,7 @@
         <w:tc>
           <w:p>
             <w:r>
-              <w:t>566,33</w:t>
+              <w:t>566,329</w:t>
             </w:r>
           </w:p>
         </w:tc>
@@ -1018,7 +1018,7 @@
         <w:tc>
           <w:p>
             <w:r>
-              <w:t>274,3333333333333</w:t>
+              <w:t>274,491</w:t>
             </w:r>
           </w:p>
         </w:tc>
@@ -1032,7 +1032,7 @@
         <w:tc>
           <w:p>
             <w:r>
-              <w:t>2785,641</w:t>
+              <w:t>2785,64</w:t>
             </w:r>
           </w:p>
         </w:tc>
@@ -1076,7 +1076,7 @@
         <w:tc>
           <w:p>
             <w:r>
-              <w:t>157,66666666666666</w:t>
+              <w:t>157,511</w:t>
             </w:r>
           </w:p>
         </w:tc>
@@ -1090,14 +1090,14 @@
         <w:tc>
           <w:p>
             <w:r>
-              <w:t>664,769</w:t>
-            </w:r>
-          </w:p>
-        </w:tc>
-        <w:tc>
-          <w:p>
-            <w:r>
-              <w:t>1,918</w:t>
+              <w:t>664,768</w:t>
+            </w:r>
+          </w:p>
+        </w:tc>
+        <w:tc>
+          <w:p>
+            <w:r>
+              <w:t>1,917</w:t>
             </w:r>
           </w:p>
         </w:tc>
@@ -1111,7 +1111,7 @@
         <w:tc>
           <w:p>
             <w:r>
-              <w:t>0,119</w:t>
+              <w:t>0,118</w:t>
             </w:r>
           </w:p>
         </w:tc>
@@ -1134,7 +1134,7 @@
         <w:tc>
           <w:p>
             <w:r>
-              <w:t>274,3333333333333</w:t>
+              <w:t>274,491</w:t>
             </w:r>
           </w:p>
         </w:tc>
@@ -1192,7 +1192,7 @@
         <w:tc>
           <w:p>
             <w:r>
-              <w:t>190,0</w:t>
+              <w:t>189,999</w:t>
             </w:r>
           </w:p>
         </w:tc>
@@ -1206,7 +1206,7 @@
         <w:tc>
           <w:p>
             <w:r>
-              <w:t>2503,716</w:t>
+              <w:t>2503,715</w:t>
             </w:r>
           </w:p>
         </w:tc>
@@ -1220,7 +1220,7 @@
         <w:tc>
           <w:p>
             <w:r>
-              <w:t>0,858</w:t>
+              <w:t>0,857</w:t>
             </w:r>
           </w:p>
         </w:tc>
@@ -1250,21 +1250,21 @@
         <w:tc>
           <w:p>
             <w:r>
-              <w:t>190,0</w:t>
-            </w:r>
-          </w:p>
-        </w:tc>
-        <w:tc>
-          <w:p>
-            <w:r>
-              <w:t>0,137</w:t>
-            </w:r>
-          </w:p>
-        </w:tc>
-        <w:tc>
-          <w:p>
-            <w:r>
-              <w:t>2537,547</w:t>
+              <w:t>189,999</w:t>
+            </w:r>
+          </w:p>
+        </w:tc>
+        <w:tc>
+          <w:p>
+            <w:r>
+              <w:t>0,136</w:t>
+            </w:r>
+          </w:p>
+        </w:tc>
+        <w:tc>
+          <w:p>
+            <w:r>
+              <w:t>2537,546</w:t>
             </w:r>
           </w:p>
         </w:tc>
@@ -1278,14 +1278,14 @@
         <w:tc>
           <w:p>
             <w:r>
-              <w:t>0,875</w:t>
-            </w:r>
-          </w:p>
-        </w:tc>
-        <w:tc>
-          <w:p>
-            <w:r>
-              <w:t>0,146</w:t>
+              <w:t>0,874</w:t>
+            </w:r>
+          </w:p>
+        </w:tc>
+        <w:tc>
+          <w:p>
+            <w:r>
+              <w:t>0,145</w:t>
             </w:r>
           </w:p>
         </w:tc>
@@ -1308,7 +1308,7 @@
         <w:tc>
           <w:p>
             <w:r>
-              <w:t>190,0</w:t>
+              <w:t>189,999</w:t>
             </w:r>
           </w:p>
         </w:tc>
@@ -1329,7 +1329,7 @@
         <w:tc>
           <w:p>
             <w:r>
-              <w:t>2,236</w:t>
+              <w:t>2,235</w:t>
             </w:r>
           </w:p>
         </w:tc>
@@ -1343,7 +1343,7 @@
         <w:tc>
           <w:p>
             <w:r>
-              <w:t>0,146</w:t>
+              <w:t>0,145</w:t>
             </w:r>
           </w:p>
         </w:tc>
@@ -1359,35 +1359,35 @@
         <w:tc>
           <w:p>
             <w:r>
-              <w:t>0,342</w:t>
-            </w:r>
-          </w:p>
-        </w:tc>
-        <w:tc>
-          <w:p>
-            <w:r>
-              <w:t>193,0</w:t>
-            </w:r>
-          </w:p>
-        </w:tc>
-        <w:tc>
-          <w:p>
-            <w:r>
-              <w:t>0,617</w:t>
-            </w:r>
-          </w:p>
-        </w:tc>
-        <w:tc>
-          <w:p>
-            <w:r>
-              <w:t>2849,019</w:t>
-            </w:r>
-          </w:p>
-        </w:tc>
-        <w:tc>
-          <w:p>
-            <w:r>
-              <w:t>7,218</w:t>
+              <w:t>0,341</w:t>
+            </w:r>
+          </w:p>
+        </w:tc>
+        <w:tc>
+          <w:p>
+            <w:r>
+              <w:t>192,614</w:t>
+            </w:r>
+          </w:p>
+        </w:tc>
+        <w:tc>
+          <w:p>
+            <w:r>
+              <w:t>0,616</w:t>
+            </w:r>
+          </w:p>
+        </w:tc>
+        <w:tc>
+          <w:p>
+            <w:r>
+              <w:t>2848,552</w:t>
+            </w:r>
+          </w:p>
+        </w:tc>
+        <w:tc>
+          <w:p>
+            <w:r>
+              <w:t>7,217</w:t>
             </w:r>
           </w:p>
         </w:tc>
@@ -1417,28 +1417,28 @@
         <w:tc>
           <w:p>
             <w:r>
-              <w:t>0,342</w:t>
-            </w:r>
-          </w:p>
-        </w:tc>
-        <w:tc>
-          <w:p>
-            <w:r>
-              <w:t>201,33333333333334</w:t>
-            </w:r>
-          </w:p>
-        </w:tc>
-        <w:tc>
-          <w:p>
-            <w:r>
-              <w:t>0,629</w:t>
-            </w:r>
-          </w:p>
-        </w:tc>
-        <w:tc>
-          <w:p>
-            <w:r>
-              <w:t>2866,831</w:t>
+              <w:t>0,341</w:t>
+            </w:r>
+          </w:p>
+        </w:tc>
+        <w:tc>
+          <w:p>
+            <w:r>
+              <w:t>201,207</w:t>
+            </w:r>
+          </w:p>
+        </w:tc>
+        <w:tc>
+          <w:p>
+            <w:r>
+              <w:t>0,63</w:t>
+            </w:r>
+          </w:p>
+        </w:tc>
+        <w:tc>
+          <w:p>
+            <w:r>
+              <w:t>2866,433</w:t>
             </w:r>
           </w:p>
         </w:tc>
@@ -1459,7 +1459,7 @@
         <w:tc>
           <w:p>
             <w:r>
-              <w:t>0,025</w:t>
+              <w:t>0,024</w:t>
             </w:r>
           </w:p>
         </w:tc>
@@ -1482,7 +1482,7 @@
         <w:tc>
           <w:p>
             <w:r>
-              <w:t>86,0</w:t>
+              <w:t>86,053</w:t>
             </w:r>
           </w:p>
         </w:tc>
@@ -1496,14 +1496,14 @@
         <w:tc>
           <w:p>
             <w:r>
-              <w:t>2541,205</w:t>
-            </w:r>
-          </w:p>
-        </w:tc>
-        <w:tc>
-          <w:p>
-            <w:r>
-              <w:t>7,218</w:t>
+              <w:t>2540,846</w:t>
+            </w:r>
+          </w:p>
+        </w:tc>
+        <w:tc>
+          <w:p>
+            <w:r>
+              <w:t>7,217</w:t>
             </w:r>
           </w:p>
         </w:tc>
@@ -1540,28 +1540,28 @@
         <w:tc>
           <w:p>
             <w:r>
-              <w:t>86,0</w:t>
-            </w:r>
-          </w:p>
-        </w:tc>
-        <w:tc>
-          <w:p>
-            <w:r>
-              <w:t>2,675</w:t>
-            </w:r>
-          </w:p>
-        </w:tc>
-        <w:tc>
-          <w:p>
-            <w:r>
-              <w:t>2605,189</w:t>
-            </w:r>
-          </w:p>
-        </w:tc>
-        <w:tc>
-          <w:p>
-            <w:r>
-              <w:t>7,398</w:t>
+              <w:t>85,925</w:t>
+            </w:r>
+          </w:p>
+        </w:tc>
+        <w:tc>
+          <w:p>
+            <w:r>
+              <w:t>2,674</w:t>
+            </w:r>
+          </w:p>
+        </w:tc>
+        <w:tc>
+          <w:p>
+            <w:r>
+              <w:t>2604,883</w:t>
+            </w:r>
+          </w:p>
+        </w:tc>
+        <w:tc>
+          <w:p>
+            <w:r>
+              <w:t>7,397</w:t>
             </w:r>
           </w:p>
         </w:tc>
@@ -1598,7 +1598,7 @@
         <w:tc>
           <w:p>
             <w:r>
-              <w:t>86,0</w:t>
+              <w:t>85,925</w:t>
             </w:r>
           </w:p>
         </w:tc>
@@ -1612,7 +1612,7 @@
         <w:tc>
           <w:p>
             <w:r>
-              <w:t>359,837</w:t>
+              <w:t>359,836</w:t>
             </w:r>
           </w:p>
         </w:tc>

--- a/Магомедов.docx
+++ b/Магомедов.docx
@@ -1633,12 +1633,47 @@
         <w:tc>
           <w:p>
             <w:r>
-              <w:t>-</w:t>
+              <w:t>0,183</w:t>
             </w:r>
           </w:p>
         </w:tc>
       </w:tr>
     </w:tbl>
+    <w:p>
+      <w:pPr>
+        <w:pageBreakBefore w:val="off"/>
+      </w:pPr>
+    </w:p>
+    <w:p>
+      <w:r>
+        <w:t>l_pt_ЧВД: 341.9684871007629</w:t>
+        <w:br/>
+        <w:t>l_pt_ЧНД: 462.01976764634543</w:t>
+        <w:br/>
+        <w:t>l_pt: 803.9882547471084</w:t>
+        <w:br/>
+        <w:t>l_n_kn: 1.4822519999999972</w:t>
+        <w:br/>
+        <w:t>l_n_pn: 7.0567379999998945</w:t>
+        <w:br/>
+        <w:t>l_n: 8.538989999999892</w:t>
+        <w:br/>
+        <w:t>l_c: 795.4492647471085</w:t>
+        <w:br/>
+        <w:t>q1: 2273.713758</w:t>
+        <w:br/>
+        <w:t>eta_i: 0.3498458246770694</w:t>
+        <w:br/>
+        <w:t>d0: 4.525744330337049</w:t>
+        <w:br/>
+        <w:t>q0: 10290.247149077843</w:t>
+        <w:br/>
+        <w:t>D0: 1464.4556475490635</w:t>
+        <w:br/>
+        <w:t>N_e: 1141.6021647357</w:t>
+        <w:br/>
+      </w:r>
+    </w:p>
   </w:body>
 </w:document>
 </file>